--- a/Knowledge/3-Work knowledge/1-Software Engineering/1-Software Engineering Fundamentals/5-My Source/5-Network Data Structures/1-Types of Frames/6-Frame Relay.docx
+++ b/Knowledge/3-Work knowledge/1-Software Engineering/1-Software Engineering Fundamentals/5-My Source/5-Network Data Structures/1-Types of Frames/6-Frame Relay.docx
@@ -4,72 +4,39 @@
   <w:body>
     <w:p>
       <w:pPr>
-        <w:keepNext/>
-        <w:keepLines/>
-        <w:spacing w:before="360" w:after="80" w:line="276" w:lineRule="auto"/>
-        <w:outlineLvl w:val="0"/>
-        <w:rPr>
-          <w:rFonts w:asciiTheme="majorHAnsi" w:eastAsiaTheme="majorEastAsia" w:hAnsiTheme="majorHAnsi" w:cstheme="majorBidi"/>
-          <w:color w:val="2F5496" w:themeColor="accent1" w:themeShade="BF"/>
-          <w:kern w:val="0"/>
-          <w:sz w:val="40"/>
-          <w:szCs w:val="40"/>
-          <w:lang w:val="en"/>
-          <w14:ligatures w14:val="none"/>
+        <w:pStyle w:val="Heading1"/>
+        <w:rPr>
+          <w:lang w:val="en"/>
         </w:rPr>
       </w:pPr>
       <w:bookmarkStart w:id="0" w:name="_1v49e8bp8o72" w:colFirst="0" w:colLast="0"/>
       <w:bookmarkEnd w:id="0"/>
       <w:r>
         <w:rPr>
-          <w:rFonts w:asciiTheme="majorHAnsi" w:eastAsiaTheme="majorEastAsia" w:hAnsiTheme="majorHAnsi" w:cstheme="majorBidi"/>
-          <w:color w:val="2F5496" w:themeColor="accent1" w:themeShade="BF"/>
-          <w:kern w:val="0"/>
-          <w:sz w:val="40"/>
-          <w:szCs w:val="40"/>
-          <w:lang w:val="en"/>
-          <w14:ligatures w14:val="none"/>
+          <w:lang w:val="en"/>
         </w:rPr>
         <w:t>Frame Relay</w:t>
       </w:r>
     </w:p>
     <w:p>
       <w:pPr>
-        <w:spacing w:before="280" w:after="80" w:line="276" w:lineRule="auto"/>
-        <w:outlineLvl w:val="1"/>
-        <w:rPr>
-          <w:rFonts w:asciiTheme="majorHAnsi" w:eastAsiaTheme="majorEastAsia" w:hAnsiTheme="majorHAnsi" w:cstheme="majorBidi"/>
-          <w:color w:val="2F5496" w:themeColor="accent1" w:themeShade="BF"/>
-          <w:kern w:val="0"/>
-          <w:sz w:val="32"/>
-          <w:szCs w:val="32"/>
-          <w:lang w:val="en"/>
-          <w14:ligatures w14:val="none"/>
+        <w:pStyle w:val="Heading2"/>
+        <w:rPr>
+          <w:lang w:val="en"/>
         </w:rPr>
       </w:pPr>
       <w:bookmarkStart w:id="1" w:name="_vwi5ssw1zo6" w:colFirst="0" w:colLast="0"/>
       <w:bookmarkEnd w:id="1"/>
       <w:r>
         <w:rPr>
-          <w:rFonts w:ascii="Segoe UI Emoji" w:eastAsiaTheme="majorEastAsia" w:hAnsi="Segoe UI Emoji" w:cs="Segoe UI Emoji"/>
-          <w:color w:val="2F5496" w:themeColor="accent1" w:themeShade="BF"/>
-          <w:kern w:val="0"/>
-          <w:sz w:val="32"/>
-          <w:szCs w:val="32"/>
-          <w:lang w:val="en"/>
-          <w14:ligatures w14:val="none"/>
+          <w:rFonts w:ascii="Segoe UI Emoji" w:hAnsi="Segoe UI Emoji" w:cs="Segoe UI Emoji"/>
+          <w:lang w:val="en"/>
         </w:rPr>
         <w:t>🧱</w:t>
       </w:r>
       <w:r>
         <w:rPr>
-          <w:rFonts w:asciiTheme="majorHAnsi" w:eastAsiaTheme="majorEastAsia" w:hAnsiTheme="majorHAnsi" w:cstheme="majorBidi"/>
-          <w:color w:val="2F5496" w:themeColor="accent1" w:themeShade="BF"/>
-          <w:kern w:val="0"/>
-          <w:sz w:val="32"/>
-          <w:szCs w:val="32"/>
-          <w:lang w:val="en"/>
-          <w14:ligatures w14:val="none"/>
+          <w:lang w:val="en"/>
         </w:rPr>
         <w:t xml:space="preserve"> What Is Frame Relay?</w:t>
       </w:r>
@@ -111,6 +78,7 @@
         </w:rPr>
         <w:t xml:space="preserve">: </w:t>
       </w:r>
+      <w:proofErr w:type="spellStart"/>
       <w:r>
         <w:rPr>
           <w:rFonts w:ascii="Arial" w:eastAsia="Arial" w:hAnsi="Arial" w:cs="Arial"/>
@@ -122,7 +90,21 @@
           <w:lang w:val="en"/>
           <w14:ligatures w14:val="none"/>
         </w:rPr>
-        <w:t>Chatgpt (GPT</w:t>
+        <w:t>Chatgpt</w:t>
+      </w:r>
+      <w:proofErr w:type="spellEnd"/>
+      <w:r>
+        <w:rPr>
+          <w:rFonts w:ascii="Arial" w:eastAsia="Arial" w:hAnsi="Arial" w:cs="Arial"/>
+          <w:b/>
+          <w:kern w:val="0"/>
+          <w:sz w:val="22"/>
+          <w:szCs w:val="22"/>
+          <w:highlight w:val="darkGray"/>
+          <w:lang w:val="en"/>
+          <w14:ligatures w14:val="none"/>
+        </w:rPr>
+        <w:t xml:space="preserve"> (GPT</w:t>
       </w:r>
       <w:r>
         <w:rPr>
@@ -353,48 +335,30 @@
           <w:lang w:val="en"/>
           <w14:ligatures w14:val="none"/>
         </w:rPr>
-        <w:pict>
+        <w:pict w14:anchorId="18AF8E4D">
           <v:rect id="_x0000_i1025" style="width:0;height:1.5pt" o:hralign="center" o:hrstd="t" o:hr="t" fillcolor="#a0a0a0" stroked="f"/>
         </w:pict>
       </w:r>
     </w:p>
     <w:p>
       <w:pPr>
-        <w:spacing w:before="280" w:after="80" w:line="276" w:lineRule="auto"/>
-        <w:outlineLvl w:val="1"/>
-        <w:rPr>
-          <w:rFonts w:asciiTheme="majorHAnsi" w:eastAsiaTheme="majorEastAsia" w:hAnsiTheme="majorHAnsi" w:cstheme="majorBidi"/>
-          <w:color w:val="2F5496" w:themeColor="accent1" w:themeShade="BF"/>
-          <w:kern w:val="0"/>
-          <w:sz w:val="32"/>
-          <w:szCs w:val="32"/>
-          <w:lang w:val="en"/>
-          <w14:ligatures w14:val="none"/>
+        <w:pStyle w:val="Heading2"/>
+        <w:rPr>
+          <w:lang w:val="en"/>
         </w:rPr>
       </w:pPr>
       <w:bookmarkStart w:id="2" w:name="_iv5d0sm6zd70" w:colFirst="0" w:colLast="0"/>
       <w:bookmarkEnd w:id="2"/>
       <w:r>
         <w:rPr>
-          <w:rFonts w:ascii="Segoe UI Emoji" w:eastAsiaTheme="majorEastAsia" w:hAnsi="Segoe UI Emoji" w:cs="Segoe UI Emoji"/>
-          <w:color w:val="2F5496" w:themeColor="accent1" w:themeShade="BF"/>
-          <w:kern w:val="0"/>
-          <w:sz w:val="32"/>
-          <w:szCs w:val="32"/>
-          <w:lang w:val="en"/>
-          <w14:ligatures w14:val="none"/>
+          <w:rFonts w:ascii="Segoe UI Emoji" w:hAnsi="Segoe UI Emoji" w:cs="Segoe UI Emoji"/>
+          <w:lang w:val="en"/>
         </w:rPr>
         <w:t>🧠</w:t>
       </w:r>
       <w:r>
         <w:rPr>
-          <w:rFonts w:asciiTheme="majorHAnsi" w:eastAsiaTheme="majorEastAsia" w:hAnsiTheme="majorHAnsi" w:cstheme="majorBidi"/>
-          <w:color w:val="2F5496" w:themeColor="accent1" w:themeShade="BF"/>
-          <w:kern w:val="0"/>
-          <w:sz w:val="32"/>
-          <w:szCs w:val="32"/>
-          <w:lang w:val="en"/>
-          <w14:ligatures w14:val="none"/>
+          <w:lang w:val="en"/>
         </w:rPr>
         <w:t xml:space="preserve"> Simple Definition:</w:t>
       </w:r>
@@ -436,6 +400,7 @@
         </w:rPr>
         <w:t xml:space="preserve">: </w:t>
       </w:r>
+      <w:proofErr w:type="spellStart"/>
       <w:r>
         <w:rPr>
           <w:rFonts w:ascii="Arial" w:eastAsia="Arial" w:hAnsi="Arial" w:cs="Arial"/>
@@ -447,7 +412,21 @@
           <w:lang w:val="en"/>
           <w14:ligatures w14:val="none"/>
         </w:rPr>
-        <w:t>Chatgpt (GPT</w:t>
+        <w:t>Chatgpt</w:t>
+      </w:r>
+      <w:proofErr w:type="spellEnd"/>
+      <w:r>
+        <w:rPr>
+          <w:rFonts w:ascii="Arial" w:eastAsia="Arial" w:hAnsi="Arial" w:cs="Arial"/>
+          <w:b/>
+          <w:kern w:val="0"/>
+          <w:sz w:val="22"/>
+          <w:szCs w:val="22"/>
+          <w:highlight w:val="darkGray"/>
+          <w:lang w:val="en"/>
+          <w14:ligatures w14:val="none"/>
+        </w:rPr>
+        <w:t xml:space="preserve"> (GPT</w:t>
       </w:r>
       <w:r>
         <w:rPr>
@@ -583,54 +562,30 @@
           <w:lang w:val="en"/>
           <w14:ligatures w14:val="none"/>
         </w:rPr>
-        <w:pict>
+        <w:pict w14:anchorId="21F2F17F">
           <v:rect id="_x0000_i1026" style="width:0;height:1.5pt" o:hralign="center" o:hrstd="t" o:hr="t" fillcolor="#a0a0a0" stroked="f"/>
         </w:pict>
       </w:r>
     </w:p>
     <w:p>
       <w:pPr>
-        <w:spacing w:before="160" w:after="80" w:line="276" w:lineRule="auto"/>
-        <w:outlineLvl w:val="1"/>
-        <w:rPr>
-          <w:rFonts w:asciiTheme="majorHAnsi" w:eastAsiaTheme="majorEastAsia" w:hAnsiTheme="majorHAnsi" w:cstheme="majorBidi"/>
-          <w:b/>
-          <w:bCs/>
-          <w:color w:val="2F5496" w:themeColor="accent1" w:themeShade="BF"/>
-          <w:kern w:val="0"/>
-          <w:sz w:val="34"/>
-          <w:szCs w:val="34"/>
-          <w:lang w:val="en"/>
-          <w14:ligatures w14:val="none"/>
+        <w:pStyle w:val="Heading2"/>
+        <w:rPr>
+          <w:lang w:val="en"/>
         </w:rPr>
       </w:pPr>
       <w:bookmarkStart w:id="3" w:name="_n9p1x3omocny" w:colFirst="0" w:colLast="0"/>
       <w:bookmarkEnd w:id="3"/>
       <w:r>
         <w:rPr>
-          <w:rFonts w:ascii="Segoe UI Emoji" w:eastAsiaTheme="majorEastAsia" w:hAnsi="Segoe UI Emoji" w:cs="Segoe UI Emoji"/>
-          <w:b/>
-          <w:bCs/>
-          <w:color w:val="2F5496" w:themeColor="accent1" w:themeShade="BF"/>
-          <w:kern w:val="0"/>
-          <w:sz w:val="34"/>
-          <w:szCs w:val="34"/>
-          <w:lang w:val="en"/>
-          <w14:ligatures w14:val="none"/>
+          <w:rFonts w:ascii="Segoe UI Emoji" w:hAnsi="Segoe UI Emoji" w:cs="Segoe UI Emoji"/>
+          <w:lang w:val="en"/>
         </w:rPr>
         <w:t>🔧</w:t>
       </w:r>
       <w:r>
         <w:rPr>
-          <w:rFonts w:asciiTheme="majorHAnsi" w:eastAsiaTheme="majorEastAsia" w:hAnsiTheme="majorHAnsi" w:cstheme="majorBidi"/>
-          <w:b/>
-          <w:bCs/>
-          <w:color w:val="2F5496" w:themeColor="accent1" w:themeShade="BF"/>
-          <w:kern w:val="0"/>
-          <w:sz w:val="34"/>
-          <w:szCs w:val="34"/>
-          <w:lang w:val="en"/>
-          <w14:ligatures w14:val="none"/>
+          <w:lang w:val="en"/>
         </w:rPr>
         <w:t xml:space="preserve"> How Frame Relay Works</w:t>
       </w:r>
@@ -672,6 +627,7 @@
         </w:rPr>
         <w:t xml:space="preserve">: </w:t>
       </w:r>
+      <w:proofErr w:type="spellStart"/>
       <w:r>
         <w:rPr>
           <w:rFonts w:ascii="Arial" w:eastAsia="Arial" w:hAnsi="Arial" w:cs="Arial"/>
@@ -683,7 +639,21 @@
           <w:lang w:val="en"/>
           <w14:ligatures w14:val="none"/>
         </w:rPr>
-        <w:t>Chatgpt (GPT</w:t>
+        <w:t>Chatgpt</w:t>
+      </w:r>
+      <w:proofErr w:type="spellEnd"/>
+      <w:r>
+        <w:rPr>
+          <w:rFonts w:ascii="Arial" w:eastAsia="Arial" w:hAnsi="Arial" w:cs="Arial"/>
+          <w:b/>
+          <w:kern w:val="0"/>
+          <w:sz w:val="22"/>
+          <w:szCs w:val="22"/>
+          <w:highlight w:val="darkGray"/>
+          <w:lang w:val="en"/>
+          <w14:ligatures w14:val="none"/>
+        </w:rPr>
+        <w:t xml:space="preserve"> (GPT</w:t>
       </w:r>
       <w:r>
         <w:rPr>
@@ -904,6 +874,7 @@
           <w:lang w:val="en"/>
           <w14:ligatures w14:val="none"/>
         </w:rPr>
+        <w:lastRenderedPageBreak/>
         <w:t xml:space="preserve">Transmits data as </w:t>
       </w:r>
       <w:r>
@@ -1004,54 +975,30 @@
           <w:lang w:val="en"/>
           <w14:ligatures w14:val="none"/>
         </w:rPr>
-        <w:pict>
+        <w:pict w14:anchorId="00276098">
           <v:rect id="_x0000_i1027" style="width:0;height:1.5pt" o:hralign="center" o:hrstd="t" o:hr="t" fillcolor="#a0a0a0" stroked="f"/>
         </w:pict>
       </w:r>
     </w:p>
     <w:p>
       <w:pPr>
-        <w:spacing w:before="160" w:after="80" w:line="276" w:lineRule="auto"/>
-        <w:outlineLvl w:val="1"/>
-        <w:rPr>
-          <w:rFonts w:asciiTheme="majorHAnsi" w:eastAsiaTheme="majorEastAsia" w:hAnsiTheme="majorHAnsi" w:cstheme="majorBidi"/>
-          <w:b/>
-          <w:bCs/>
-          <w:color w:val="2F5496" w:themeColor="accent1" w:themeShade="BF"/>
-          <w:kern w:val="0"/>
-          <w:sz w:val="34"/>
-          <w:szCs w:val="34"/>
-          <w:lang w:val="en"/>
-          <w14:ligatures w14:val="none"/>
+        <w:pStyle w:val="Heading2"/>
+        <w:rPr>
+          <w:lang w:val="en"/>
         </w:rPr>
       </w:pPr>
       <w:bookmarkStart w:id="4" w:name="_bwx182sfyj44" w:colFirst="0" w:colLast="0"/>
       <w:bookmarkEnd w:id="4"/>
       <w:r>
         <w:rPr>
-          <w:rFonts w:ascii="Segoe UI Emoji" w:eastAsiaTheme="majorEastAsia" w:hAnsi="Segoe UI Emoji" w:cs="Segoe UI Emoji"/>
-          <w:b/>
-          <w:bCs/>
-          <w:color w:val="2F5496" w:themeColor="accent1" w:themeShade="BF"/>
-          <w:kern w:val="0"/>
-          <w:sz w:val="34"/>
-          <w:szCs w:val="34"/>
-          <w:lang w:val="en"/>
-          <w14:ligatures w14:val="none"/>
+          <w:rFonts w:ascii="Segoe UI Emoji" w:hAnsi="Segoe UI Emoji" w:cs="Segoe UI Emoji"/>
+          <w:lang w:val="en"/>
         </w:rPr>
         <w:t>📦</w:t>
       </w:r>
       <w:r>
         <w:rPr>
-          <w:rFonts w:asciiTheme="majorHAnsi" w:eastAsiaTheme="majorEastAsia" w:hAnsiTheme="majorHAnsi" w:cstheme="majorBidi"/>
-          <w:b/>
-          <w:bCs/>
-          <w:color w:val="2F5496" w:themeColor="accent1" w:themeShade="BF"/>
-          <w:kern w:val="0"/>
-          <w:sz w:val="34"/>
-          <w:szCs w:val="34"/>
-          <w:lang w:val="en"/>
-          <w14:ligatures w14:val="none"/>
+          <w:lang w:val="en"/>
         </w:rPr>
         <w:t xml:space="preserve"> Frame Relay Frame Format</w:t>
       </w:r>
@@ -1093,6 +1040,7 @@
         </w:rPr>
         <w:t xml:space="preserve">: </w:t>
       </w:r>
+      <w:proofErr w:type="spellStart"/>
       <w:r>
         <w:rPr>
           <w:rFonts w:ascii="Arial" w:eastAsia="Arial" w:hAnsi="Arial" w:cs="Arial"/>
@@ -1104,7 +1052,21 @@
           <w:lang w:val="en"/>
           <w14:ligatures w14:val="none"/>
         </w:rPr>
-        <w:t>Chatgpt (GPT</w:t>
+        <w:t>Chatgpt</w:t>
+      </w:r>
+      <w:proofErr w:type="spellEnd"/>
+      <w:r>
+        <w:rPr>
+          <w:rFonts w:ascii="Arial" w:eastAsia="Arial" w:hAnsi="Arial" w:cs="Arial"/>
+          <w:b/>
+          <w:kern w:val="0"/>
+          <w:sz w:val="22"/>
+          <w:szCs w:val="22"/>
+          <w:highlight w:val="darkGray"/>
+          <w:lang w:val="en"/>
+          <w14:ligatures w14:val="none"/>
+        </w:rPr>
+        <w:t xml:space="preserve"> (GPT</w:t>
       </w:r>
       <w:r>
         <w:rPr>
@@ -1156,7 +1118,7 @@
           <w14:ligatures w14:val="none"/>
         </w:rPr>
         <w:drawing>
-          <wp:inline distT="114300" distB="114300" distL="114300" distR="114300" wp14:anchorId="6F773716" wp14:editId="4B892EC5">
+          <wp:inline distT="114300" distB="114300" distL="114300" distR="114300" wp14:anchorId="01B15754" wp14:editId="0B6FD629">
             <wp:extent cx="5943600" cy="774700"/>
             <wp:effectExtent l="0" t="0" r="0" b="0"/>
             <wp:docPr id="1" name="image1.png"/>
@@ -1237,48 +1199,30 @@
           <w:lang w:val="en"/>
           <w14:ligatures w14:val="none"/>
         </w:rPr>
-        <w:pict>
+        <w:pict w14:anchorId="5C779DED">
           <v:rect id="_x0000_i1028" style="width:0;height:1.5pt" o:hralign="center" o:hrstd="t" o:hr="t" fillcolor="#a0a0a0" stroked="f"/>
         </w:pict>
       </w:r>
     </w:p>
     <w:p>
       <w:pPr>
-        <w:spacing w:before="280" w:after="80" w:line="276" w:lineRule="auto"/>
-        <w:outlineLvl w:val="1"/>
-        <w:rPr>
-          <w:rFonts w:asciiTheme="majorHAnsi" w:eastAsiaTheme="majorEastAsia" w:hAnsiTheme="majorHAnsi" w:cstheme="majorBidi"/>
-          <w:color w:val="2F5496" w:themeColor="accent1" w:themeShade="BF"/>
-          <w:kern w:val="0"/>
-          <w:sz w:val="32"/>
-          <w:szCs w:val="32"/>
-          <w:lang w:val="en"/>
-          <w14:ligatures w14:val="none"/>
+        <w:pStyle w:val="Heading2"/>
+        <w:rPr>
+          <w:lang w:val="en"/>
         </w:rPr>
       </w:pPr>
       <w:bookmarkStart w:id="5" w:name="_w3zqd3rhcr51" w:colFirst="0" w:colLast="0"/>
       <w:bookmarkEnd w:id="5"/>
       <w:r>
         <w:rPr>
-          <w:rFonts w:ascii="Segoe UI Emoji" w:eastAsiaTheme="majorEastAsia" w:hAnsi="Segoe UI Emoji" w:cs="Segoe UI Emoji"/>
-          <w:color w:val="2F5496" w:themeColor="accent1" w:themeShade="BF"/>
-          <w:kern w:val="0"/>
-          <w:sz w:val="32"/>
-          <w:szCs w:val="32"/>
-          <w:lang w:val="en"/>
-          <w14:ligatures w14:val="none"/>
+          <w:rFonts w:ascii="Segoe UI Emoji" w:hAnsi="Segoe UI Emoji" w:cs="Segoe UI Emoji"/>
+          <w:lang w:val="en"/>
         </w:rPr>
         <w:t>🔍</w:t>
       </w:r>
       <w:r>
         <w:rPr>
-          <w:rFonts w:asciiTheme="majorHAnsi" w:eastAsiaTheme="majorEastAsia" w:hAnsiTheme="majorHAnsi" w:cstheme="majorBidi"/>
-          <w:color w:val="2F5496" w:themeColor="accent1" w:themeShade="BF"/>
-          <w:kern w:val="0"/>
-          <w:sz w:val="32"/>
-          <w:szCs w:val="32"/>
-          <w:lang w:val="en"/>
-          <w14:ligatures w14:val="none"/>
+          <w:lang w:val="en"/>
         </w:rPr>
         <w:t xml:space="preserve"> Frame Field Breakdown</w:t>
       </w:r>
@@ -1323,6 +1267,7 @@
         </w:rPr>
         <w:t xml:space="preserve">: </w:t>
       </w:r>
+      <w:proofErr w:type="spellStart"/>
       <w:r>
         <w:rPr>
           <w:rFonts w:ascii="Arial" w:eastAsia="Arial" w:hAnsi="Arial" w:cs="Arial"/>
@@ -1334,7 +1279,21 @@
           <w:lang w:val="en"/>
           <w14:ligatures w14:val="none"/>
         </w:rPr>
-        <w:t>Chatgpt (GPT</w:t>
+        <w:t>Chatgpt</w:t>
+      </w:r>
+      <w:proofErr w:type="spellEnd"/>
+      <w:r>
+        <w:rPr>
+          <w:rFonts w:ascii="Arial" w:eastAsia="Arial" w:hAnsi="Arial" w:cs="Arial"/>
+          <w:b/>
+          <w:kern w:val="0"/>
+          <w:sz w:val="22"/>
+          <w:szCs w:val="22"/>
+          <w:highlight w:val="darkGray"/>
+          <w:lang w:val="en"/>
+          <w14:ligatures w14:val="none"/>
+        </w:rPr>
+        <w:t xml:space="preserve"> (GPT</w:t>
       </w:r>
       <w:r>
         <w:rPr>
@@ -1386,7 +1345,7 @@
           <w14:ligatures w14:val="none"/>
         </w:rPr>
         <w:drawing>
-          <wp:inline distT="114300" distB="114300" distL="114300" distR="114300" wp14:anchorId="68D41BFF" wp14:editId="2C42FD13">
+          <wp:inline distT="114300" distB="114300" distL="114300" distR="114300" wp14:anchorId="73F26C24" wp14:editId="362B9DE9">
             <wp:extent cx="5943600" cy="2298700"/>
             <wp:effectExtent l="0" t="0" r="0" b="0"/>
             <wp:docPr id="5" name="image4.png"/>
@@ -1787,6 +1746,7 @@
                 <w:lang w:val="en"/>
                 <w14:ligatures w14:val="none"/>
               </w:rPr>
+              <w:lastRenderedPageBreak/>
               <w:t>Address</w:t>
             </w:r>
             <w:r>
@@ -2001,6 +1961,7 @@
                 <w14:ligatures w14:val="none"/>
               </w:rPr>
             </w:pPr>
+            <w:proofErr w:type="gramStart"/>
             <w:r>
               <w:rPr>
                 <w:rFonts w:ascii="Roboto Mono" w:eastAsia="Arial" w:hAnsi="Roboto Mono" w:cs="Arial"/>
@@ -2010,7 +1971,19 @@
                 <w:lang w:val="en"/>
                 <w14:ligatures w14:val="none"/>
               </w:rPr>
-              <w:t xml:space="preserve">Typically </w:t>
+              <w:t>Typically</w:t>
+            </w:r>
+            <w:proofErr w:type="gramEnd"/>
+            <w:r>
+              <w:rPr>
+                <w:rFonts w:ascii="Roboto Mono" w:eastAsia="Arial" w:hAnsi="Roboto Mono" w:cs="Arial"/>
+                <w:kern w:val="0"/>
+                <w:sz w:val="22"/>
+                <w:szCs w:val="22"/>
+                <w:lang w:val="en"/>
+                <w14:ligatures w14:val="none"/>
+              </w:rPr>
+              <w:t xml:space="preserve"> </w:t>
             </w:r>
             <w:r>
               <w:rPr>
@@ -2473,54 +2446,30 @@
           <w:lang w:val="en"/>
           <w14:ligatures w14:val="none"/>
         </w:rPr>
-        <w:pict>
+        <w:pict w14:anchorId="4255BECC">
           <v:rect id="_x0000_i1029" style="width:0;height:1.5pt" o:hralign="center" o:hrstd="t" o:hr="t" fillcolor="#a0a0a0" stroked="f"/>
         </w:pict>
       </w:r>
     </w:p>
     <w:p>
       <w:pPr>
-        <w:spacing w:before="160" w:after="80" w:line="276" w:lineRule="auto"/>
-        <w:outlineLvl w:val="1"/>
-        <w:rPr>
-          <w:rFonts w:asciiTheme="majorHAnsi" w:eastAsiaTheme="majorEastAsia" w:hAnsiTheme="majorHAnsi" w:cstheme="majorBidi"/>
-          <w:b/>
-          <w:bCs/>
-          <w:color w:val="2F5496" w:themeColor="accent1" w:themeShade="BF"/>
-          <w:kern w:val="0"/>
-          <w:sz w:val="34"/>
-          <w:szCs w:val="34"/>
-          <w:lang w:val="en"/>
-          <w14:ligatures w14:val="none"/>
+        <w:pStyle w:val="Heading2"/>
+        <w:rPr>
+          <w:lang w:val="en"/>
         </w:rPr>
       </w:pPr>
       <w:bookmarkStart w:id="6" w:name="_ed34lqxhpijo" w:colFirst="0" w:colLast="0"/>
       <w:bookmarkEnd w:id="6"/>
       <w:r>
         <w:rPr>
-          <w:rFonts w:ascii="Segoe UI Emoji" w:eastAsiaTheme="majorEastAsia" w:hAnsi="Segoe UI Emoji" w:cs="Segoe UI Emoji"/>
-          <w:b/>
-          <w:bCs/>
-          <w:color w:val="2F5496" w:themeColor="accent1" w:themeShade="BF"/>
-          <w:kern w:val="0"/>
-          <w:sz w:val="34"/>
-          <w:szCs w:val="34"/>
-          <w:lang w:val="en"/>
-          <w14:ligatures w14:val="none"/>
+          <w:rFonts w:ascii="Segoe UI Emoji" w:hAnsi="Segoe UI Emoji" w:cs="Segoe UI Emoji"/>
+          <w:lang w:val="en"/>
         </w:rPr>
         <w:t>🧠</w:t>
       </w:r>
       <w:r>
         <w:rPr>
-          <w:rFonts w:asciiTheme="majorHAnsi" w:eastAsiaTheme="majorEastAsia" w:hAnsiTheme="majorHAnsi" w:cstheme="majorBidi"/>
-          <w:b/>
-          <w:bCs/>
-          <w:color w:val="2F5496" w:themeColor="accent1" w:themeShade="BF"/>
-          <w:kern w:val="0"/>
-          <w:sz w:val="34"/>
-          <w:szCs w:val="34"/>
-          <w:lang w:val="en"/>
-          <w14:ligatures w14:val="none"/>
+          <w:lang w:val="en"/>
         </w:rPr>
         <w:t xml:space="preserve"> Visual Example – Frame Relay Frame (Simplified)</w:t>
       </w:r>
@@ -2565,6 +2514,7 @@
         </w:rPr>
         <w:t xml:space="preserve">: </w:t>
       </w:r>
+      <w:proofErr w:type="spellStart"/>
       <w:r>
         <w:rPr>
           <w:rFonts w:ascii="Arial" w:eastAsia="Arial" w:hAnsi="Arial" w:cs="Arial"/>
@@ -2576,7 +2526,21 @@
           <w:lang w:val="en"/>
           <w14:ligatures w14:val="none"/>
         </w:rPr>
-        <w:t>Chatgpt (GPT</w:t>
+        <w:t>Chatgpt</w:t>
+      </w:r>
+      <w:proofErr w:type="spellEnd"/>
+      <w:r>
+        <w:rPr>
+          <w:rFonts w:ascii="Arial" w:eastAsia="Arial" w:hAnsi="Arial" w:cs="Arial"/>
+          <w:b/>
+          <w:kern w:val="0"/>
+          <w:sz w:val="22"/>
+          <w:szCs w:val="22"/>
+          <w:highlight w:val="darkGray"/>
+          <w:lang w:val="en"/>
+          <w14:ligatures w14:val="none"/>
+        </w:rPr>
+        <w:t xml:space="preserve"> (GPT</w:t>
       </w:r>
       <w:r>
         <w:rPr>
@@ -2628,7 +2592,7 @@
           <w14:ligatures w14:val="none"/>
         </w:rPr>
         <w:drawing>
-          <wp:inline distT="114300" distB="114300" distL="114300" distR="114300" wp14:anchorId="20F389E9" wp14:editId="39FE787A">
+          <wp:inline distT="114300" distB="114300" distL="114300" distR="114300" wp14:anchorId="6E857910" wp14:editId="11825CAB">
             <wp:extent cx="5943600" cy="2235200"/>
             <wp:effectExtent l="0" t="0" r="0" b="0"/>
             <wp:docPr id="3" name="image6.png"/>
@@ -2722,7 +2686,31 @@
           <w:lang w:val="en"/>
           <w14:ligatures w14:val="none"/>
         </w:rPr>
-        <w:t>Address (DLCI):   03 E0        ; DLCI 100, C/R=0</w:t>
+        <w:t xml:space="preserve">Address (DLCI):   03 E0      </w:t>
+      </w:r>
+      <w:proofErr w:type="gramStart"/>
+      <w:r>
+        <w:rPr>
+          <w:rFonts w:ascii="Roboto Mono" w:eastAsia="Arial" w:hAnsi="Roboto Mono" w:cs="Arial"/>
+          <w:kern w:val="0"/>
+          <w:sz w:val="22"/>
+          <w:szCs w:val="22"/>
+          <w:lang w:val="en"/>
+          <w14:ligatures w14:val="none"/>
+        </w:rPr>
+        <w:t xml:space="preserve">  ;</w:t>
+      </w:r>
+      <w:proofErr w:type="gramEnd"/>
+      <w:r>
+        <w:rPr>
+          <w:rFonts w:ascii="Roboto Mono" w:eastAsia="Arial" w:hAnsi="Roboto Mono" w:cs="Arial"/>
+          <w:kern w:val="0"/>
+          <w:sz w:val="22"/>
+          <w:szCs w:val="22"/>
+          <w:lang w:val="en"/>
+          <w14:ligatures w14:val="none"/>
+        </w:rPr>
+        <w:t xml:space="preserve"> DLCI 100, C/R=0</w:t>
       </w:r>
     </w:p>
     <w:p>
@@ -2746,7 +2734,31 @@
           <w:lang w:val="en"/>
           <w14:ligatures w14:val="none"/>
         </w:rPr>
-        <w:t>Control:          03           ; Unnumbered Information (UI)</w:t>
+        <w:t xml:space="preserve">Control:          03         </w:t>
+      </w:r>
+      <w:proofErr w:type="gramStart"/>
+      <w:r>
+        <w:rPr>
+          <w:rFonts w:ascii="Roboto Mono" w:eastAsia="Arial" w:hAnsi="Roboto Mono" w:cs="Arial"/>
+          <w:kern w:val="0"/>
+          <w:sz w:val="22"/>
+          <w:szCs w:val="22"/>
+          <w:lang w:val="en"/>
+          <w14:ligatures w14:val="none"/>
+        </w:rPr>
+        <w:t xml:space="preserve">  ;</w:t>
+      </w:r>
+      <w:proofErr w:type="gramEnd"/>
+      <w:r>
+        <w:rPr>
+          <w:rFonts w:ascii="Roboto Mono" w:eastAsia="Arial" w:hAnsi="Roboto Mono" w:cs="Arial"/>
+          <w:kern w:val="0"/>
+          <w:sz w:val="22"/>
+          <w:szCs w:val="22"/>
+          <w:lang w:val="en"/>
+          <w14:ligatures w14:val="none"/>
+        </w:rPr>
+        <w:t xml:space="preserve"> Unnumbered Information (UI)</w:t>
       </w:r>
     </w:p>
     <w:p>
@@ -2927,23 +2939,17 @@
           <w:lang w:val="en"/>
           <w14:ligatures w14:val="none"/>
         </w:rPr>
-        <w:pict>
+        <w:lastRenderedPageBreak/>
+        <w:pict w14:anchorId="5129B75B">
           <v:rect id="_x0000_i1030" style="width:0;height:1.5pt" o:hralign="center" o:hrstd="t" o:hr="t" fillcolor="#a0a0a0" stroked="f"/>
         </w:pict>
       </w:r>
     </w:p>
     <w:p>
       <w:pPr>
-        <w:spacing w:before="280" w:after="80" w:line="276" w:lineRule="auto"/>
-        <w:outlineLvl w:val="1"/>
-        <w:rPr>
-          <w:rFonts w:asciiTheme="majorHAnsi" w:eastAsiaTheme="majorEastAsia" w:hAnsiTheme="majorHAnsi" w:cstheme="majorBidi"/>
-          <w:color w:val="2F5496" w:themeColor="accent1" w:themeShade="BF"/>
-          <w:kern w:val="0"/>
-          <w:sz w:val="32"/>
-          <w:szCs w:val="32"/>
-          <w:lang w:val="en"/>
-          <w14:ligatures w14:val="none"/>
+        <w:pStyle w:val="Heading2"/>
+        <w:rPr>
+          <w:lang w:val="en"/>
         </w:rPr>
       </w:pPr>
       <w:bookmarkStart w:id="7" w:name="_48e7cw6kk0xg" w:colFirst="0" w:colLast="0"/>
@@ -2951,24 +2957,14 @@
       <w:r>
         <w:rPr>
           <w:rFonts w:ascii="Segoe UI Emoji" w:eastAsia="Arial Unicode MS" w:hAnsi="Segoe UI Emoji" w:cs="Segoe UI Emoji"/>
-          <w:color w:val="2F5496" w:themeColor="accent1" w:themeShade="BF"/>
-          <w:kern w:val="0"/>
-          <w:sz w:val="32"/>
-          <w:szCs w:val="32"/>
-          <w:lang w:val="en"/>
-          <w14:ligatures w14:val="none"/>
+          <w:lang w:val="en"/>
         </w:rPr>
         <w:t>✅</w:t>
       </w:r>
       <w:r>
         <w:rPr>
-          <w:rFonts w:ascii="Arial Unicode MS" w:eastAsia="Arial Unicode MS" w:hAnsi="Arial Unicode MS" w:cs="Arial Unicode MS"/>
-          <w:color w:val="2F5496" w:themeColor="accent1" w:themeShade="BF"/>
-          <w:kern w:val="0"/>
-          <w:sz w:val="32"/>
-          <w:szCs w:val="32"/>
-          <w:lang w:val="en"/>
-          <w14:ligatures w14:val="none"/>
+          <w:rFonts w:eastAsia="Arial Unicode MS"/>
+          <w:lang w:val="en"/>
         </w:rPr>
         <w:t xml:space="preserve"> Key Characteristics</w:t>
       </w:r>
@@ -3013,6 +3009,7 @@
         </w:rPr>
         <w:t xml:space="preserve">: </w:t>
       </w:r>
+      <w:proofErr w:type="spellStart"/>
       <w:r>
         <w:rPr>
           <w:rFonts w:ascii="Arial" w:eastAsia="Arial" w:hAnsi="Arial" w:cs="Arial"/>
@@ -3024,7 +3021,21 @@
           <w:lang w:val="en"/>
           <w14:ligatures w14:val="none"/>
         </w:rPr>
-        <w:t>Chatgpt (GPT</w:t>
+        <w:t>Chatgpt</w:t>
+      </w:r>
+      <w:proofErr w:type="spellEnd"/>
+      <w:r>
+        <w:rPr>
+          <w:rFonts w:ascii="Arial" w:eastAsia="Arial" w:hAnsi="Arial" w:cs="Arial"/>
+          <w:b/>
+          <w:kern w:val="0"/>
+          <w:sz w:val="22"/>
+          <w:szCs w:val="22"/>
+          <w:highlight w:val="darkGray"/>
+          <w:lang w:val="en"/>
+          <w14:ligatures w14:val="none"/>
+        </w:rPr>
+        <w:t xml:space="preserve"> (GPT</w:t>
       </w:r>
       <w:r>
         <w:rPr>
@@ -3076,7 +3087,7 @@
           <w14:ligatures w14:val="none"/>
         </w:rPr>
         <w:drawing>
-          <wp:inline distT="114300" distB="114300" distL="114300" distR="114300" wp14:anchorId="7260A913" wp14:editId="0143260F">
+          <wp:inline distT="114300" distB="114300" distL="114300" distR="114300" wp14:anchorId="486BF07B" wp14:editId="6FF57107">
             <wp:extent cx="5943600" cy="2324100"/>
             <wp:effectExtent l="0" t="0" r="0" b="0"/>
             <wp:docPr id="2" name="image5.png"/>
@@ -3805,48 +3816,30 @@
           <w:lang w:val="en"/>
           <w14:ligatures w14:val="none"/>
         </w:rPr>
-        <w:pict>
+        <w:pict w14:anchorId="35FE0B49">
           <v:rect id="_x0000_i1031" style="width:0;height:1.5pt" o:hralign="center" o:hrstd="t" o:hr="t" fillcolor="#a0a0a0" stroked="f"/>
         </w:pict>
       </w:r>
     </w:p>
     <w:p>
       <w:pPr>
-        <w:spacing w:before="280" w:after="80" w:line="276" w:lineRule="auto"/>
-        <w:outlineLvl w:val="1"/>
-        <w:rPr>
-          <w:rFonts w:asciiTheme="majorHAnsi" w:eastAsiaTheme="majorEastAsia" w:hAnsiTheme="majorHAnsi" w:cstheme="majorBidi"/>
-          <w:color w:val="2F5496" w:themeColor="accent1" w:themeShade="BF"/>
-          <w:kern w:val="0"/>
-          <w:sz w:val="32"/>
-          <w:szCs w:val="32"/>
-          <w:lang w:val="en"/>
-          <w14:ligatures w14:val="none"/>
+        <w:pStyle w:val="Heading2"/>
+        <w:rPr>
+          <w:lang w:val="en"/>
         </w:rPr>
       </w:pPr>
       <w:bookmarkStart w:id="8" w:name="_1xlt9wt7hhuk" w:colFirst="0" w:colLast="0"/>
       <w:bookmarkEnd w:id="8"/>
       <w:r>
         <w:rPr>
-          <w:rFonts w:ascii="Segoe UI Emoji" w:eastAsiaTheme="majorEastAsia" w:hAnsi="Segoe UI Emoji" w:cs="Segoe UI Emoji"/>
-          <w:color w:val="2F5496" w:themeColor="accent1" w:themeShade="BF"/>
-          <w:kern w:val="0"/>
-          <w:sz w:val="32"/>
-          <w:szCs w:val="32"/>
-          <w:lang w:val="en"/>
-          <w14:ligatures w14:val="none"/>
+          <w:rFonts w:ascii="Segoe UI Emoji" w:hAnsi="Segoe UI Emoji" w:cs="Segoe UI Emoji"/>
+          <w:lang w:val="en"/>
         </w:rPr>
         <w:t>🆚</w:t>
       </w:r>
       <w:r>
         <w:rPr>
-          <w:rFonts w:asciiTheme="majorHAnsi" w:eastAsiaTheme="majorEastAsia" w:hAnsiTheme="majorHAnsi" w:cstheme="majorBidi"/>
-          <w:color w:val="2F5496" w:themeColor="accent1" w:themeShade="BF"/>
-          <w:kern w:val="0"/>
-          <w:sz w:val="32"/>
-          <w:szCs w:val="32"/>
-          <w:lang w:val="en"/>
-          <w14:ligatures w14:val="none"/>
+          <w:lang w:val="en"/>
         </w:rPr>
         <w:t xml:space="preserve"> Frame Relay vs Other WAN Techs</w:t>
       </w:r>
@@ -3891,6 +3884,7 @@
         </w:rPr>
         <w:t xml:space="preserve">: </w:t>
       </w:r>
+      <w:proofErr w:type="spellStart"/>
       <w:r>
         <w:rPr>
           <w:rFonts w:ascii="Arial" w:eastAsia="Arial" w:hAnsi="Arial" w:cs="Arial"/>
@@ -3902,7 +3896,21 @@
           <w:lang w:val="en"/>
           <w14:ligatures w14:val="none"/>
         </w:rPr>
-        <w:t>Chatgpt (GPT</w:t>
+        <w:t>Chatgpt</w:t>
+      </w:r>
+      <w:proofErr w:type="spellEnd"/>
+      <w:r>
+        <w:rPr>
+          <w:rFonts w:ascii="Arial" w:eastAsia="Arial" w:hAnsi="Arial" w:cs="Arial"/>
+          <w:b/>
+          <w:kern w:val="0"/>
+          <w:sz w:val="22"/>
+          <w:szCs w:val="22"/>
+          <w:highlight w:val="darkGray"/>
+          <w:lang w:val="en"/>
+          <w14:ligatures w14:val="none"/>
+        </w:rPr>
+        <w:t xml:space="preserve"> (GPT</w:t>
       </w:r>
       <w:r>
         <w:rPr>
@@ -3953,8 +3961,9 @@
           <w:lang w:val="en"/>
           <w14:ligatures w14:val="none"/>
         </w:rPr>
+        <w:lastRenderedPageBreak/>
         <w:drawing>
-          <wp:inline distT="114300" distB="114300" distL="114300" distR="114300" wp14:anchorId="0817AD26" wp14:editId="0F5A37EA">
+          <wp:inline distT="114300" distB="114300" distL="114300" distR="114300" wp14:anchorId="6E03BF2A" wp14:editId="20C9B1AF">
             <wp:extent cx="5943600" cy="1625600"/>
             <wp:effectExtent l="0" t="0" r="0" b="0"/>
             <wp:docPr id="4" name="image3.png"/>
@@ -4902,48 +4911,30 @@
           <w:lang w:val="en"/>
           <w14:ligatures w14:val="none"/>
         </w:rPr>
-        <w:pict>
+        <w:pict w14:anchorId="74B25120">
           <v:rect id="_x0000_i1032" style="width:0;height:1.5pt" o:hralign="center" o:hrstd="t" o:hr="t" fillcolor="#a0a0a0" stroked="f"/>
         </w:pict>
       </w:r>
     </w:p>
     <w:p>
       <w:pPr>
-        <w:spacing w:before="280" w:after="80" w:line="276" w:lineRule="auto"/>
-        <w:outlineLvl w:val="1"/>
-        <w:rPr>
-          <w:rFonts w:asciiTheme="majorHAnsi" w:eastAsiaTheme="majorEastAsia" w:hAnsiTheme="majorHAnsi" w:cstheme="majorBidi"/>
-          <w:color w:val="2F5496" w:themeColor="accent1" w:themeShade="BF"/>
-          <w:kern w:val="0"/>
-          <w:sz w:val="32"/>
-          <w:szCs w:val="32"/>
-          <w:lang w:val="en"/>
-          <w14:ligatures w14:val="none"/>
+        <w:pStyle w:val="Heading2"/>
+        <w:rPr>
+          <w:lang w:val="en"/>
         </w:rPr>
       </w:pPr>
       <w:bookmarkStart w:id="9" w:name="_mmhpv88ye253" w:colFirst="0" w:colLast="0"/>
       <w:bookmarkEnd w:id="9"/>
       <w:r>
         <w:rPr>
-          <w:rFonts w:ascii="Segoe UI Emoji" w:eastAsiaTheme="majorEastAsia" w:hAnsi="Segoe UI Emoji" w:cs="Segoe UI Emoji"/>
-          <w:color w:val="2F5496" w:themeColor="accent1" w:themeShade="BF"/>
-          <w:kern w:val="0"/>
-          <w:sz w:val="32"/>
-          <w:szCs w:val="32"/>
-          <w:lang w:val="en"/>
-          <w14:ligatures w14:val="none"/>
+          <w:rFonts w:ascii="Segoe UI Emoji" w:hAnsi="Segoe UI Emoji" w:cs="Segoe UI Emoji"/>
+          <w:lang w:val="en"/>
         </w:rPr>
         <w:t>🔄</w:t>
       </w:r>
       <w:r>
         <w:rPr>
-          <w:rFonts w:asciiTheme="majorHAnsi" w:eastAsiaTheme="majorEastAsia" w:hAnsiTheme="majorHAnsi" w:cstheme="majorBidi"/>
-          <w:color w:val="2F5496" w:themeColor="accent1" w:themeShade="BF"/>
-          <w:kern w:val="0"/>
-          <w:sz w:val="32"/>
-          <w:szCs w:val="32"/>
-          <w:lang w:val="en"/>
-          <w14:ligatures w14:val="none"/>
+          <w:lang w:val="en"/>
         </w:rPr>
         <w:t xml:space="preserve"> Typical Use Case</w:t>
       </w:r>
@@ -4985,6 +4976,7 @@
         </w:rPr>
         <w:t xml:space="preserve">: </w:t>
       </w:r>
+      <w:proofErr w:type="spellStart"/>
       <w:r>
         <w:rPr>
           <w:rFonts w:ascii="Arial" w:eastAsia="Arial" w:hAnsi="Arial" w:cs="Arial"/>
@@ -4996,7 +4988,21 @@
           <w:lang w:val="en"/>
           <w14:ligatures w14:val="none"/>
         </w:rPr>
-        <w:t>Chatgpt (GPT</w:t>
+        <w:t>Chatgpt</w:t>
+      </w:r>
+      <w:proofErr w:type="spellEnd"/>
+      <w:r>
+        <w:rPr>
+          <w:rFonts w:ascii="Arial" w:eastAsia="Arial" w:hAnsi="Arial" w:cs="Arial"/>
+          <w:b/>
+          <w:kern w:val="0"/>
+          <w:sz w:val="22"/>
+          <w:szCs w:val="22"/>
+          <w:highlight w:val="darkGray"/>
+          <w:lang w:val="en"/>
+          <w14:ligatures w14:val="none"/>
+        </w:rPr>
+        <w:t xml:space="preserve"> (GPT</w:t>
       </w:r>
       <w:r>
         <w:rPr>
@@ -5241,48 +5247,30 @@
           <w:lang w:val="en"/>
           <w14:ligatures w14:val="none"/>
         </w:rPr>
-        <w:pict>
+        <w:pict w14:anchorId="77DF2E8F">
           <v:rect id="_x0000_i1033" style="width:0;height:1.5pt" o:hralign="center" o:hrstd="t" o:hr="t" fillcolor="#a0a0a0" stroked="f"/>
         </w:pict>
       </w:r>
     </w:p>
     <w:p>
       <w:pPr>
-        <w:spacing w:before="280" w:after="80" w:line="276" w:lineRule="auto"/>
-        <w:outlineLvl w:val="1"/>
-        <w:rPr>
-          <w:rFonts w:asciiTheme="majorHAnsi" w:eastAsiaTheme="majorEastAsia" w:hAnsiTheme="majorHAnsi" w:cstheme="majorBidi"/>
-          <w:color w:val="2F5496" w:themeColor="accent1" w:themeShade="BF"/>
-          <w:kern w:val="0"/>
-          <w:sz w:val="32"/>
-          <w:szCs w:val="32"/>
-          <w:lang w:val="en"/>
-          <w14:ligatures w14:val="none"/>
+        <w:pStyle w:val="Heading2"/>
+        <w:rPr>
+          <w:lang w:val="en"/>
         </w:rPr>
       </w:pPr>
       <w:bookmarkStart w:id="10" w:name="_1evxdtu91d27" w:colFirst="0" w:colLast="0"/>
       <w:bookmarkEnd w:id="10"/>
       <w:r>
         <w:rPr>
-          <w:rFonts w:ascii="Segoe UI Emoji" w:eastAsiaTheme="majorEastAsia" w:hAnsi="Segoe UI Emoji" w:cs="Segoe UI Emoji"/>
-          <w:color w:val="2F5496" w:themeColor="accent1" w:themeShade="BF"/>
-          <w:kern w:val="0"/>
-          <w:sz w:val="32"/>
-          <w:szCs w:val="32"/>
-          <w:lang w:val="en"/>
-          <w14:ligatures w14:val="none"/>
+          <w:rFonts w:ascii="Segoe UI Emoji" w:hAnsi="Segoe UI Emoji" w:cs="Segoe UI Emoji"/>
+          <w:lang w:val="en"/>
         </w:rPr>
         <w:t>🧾</w:t>
       </w:r>
       <w:r>
         <w:rPr>
-          <w:rFonts w:asciiTheme="majorHAnsi" w:eastAsiaTheme="majorEastAsia" w:hAnsiTheme="majorHAnsi" w:cstheme="majorBidi"/>
-          <w:color w:val="2F5496" w:themeColor="accent1" w:themeShade="BF"/>
-          <w:kern w:val="0"/>
-          <w:sz w:val="32"/>
-          <w:szCs w:val="32"/>
-          <w:lang w:val="en"/>
-          <w14:ligatures w14:val="none"/>
+          <w:lang w:val="en"/>
         </w:rPr>
         <w:t xml:space="preserve"> Summary</w:t>
       </w:r>
@@ -5327,6 +5315,7 @@
         </w:rPr>
         <w:t xml:space="preserve">: </w:t>
       </w:r>
+      <w:proofErr w:type="spellStart"/>
       <w:r>
         <w:rPr>
           <w:rFonts w:ascii="Arial" w:eastAsia="Arial" w:hAnsi="Arial" w:cs="Arial"/>
@@ -5338,7 +5327,21 @@
           <w:lang w:val="en"/>
           <w14:ligatures w14:val="none"/>
         </w:rPr>
-        <w:t>Chatgpt (GPT</w:t>
+        <w:t>Chatgpt</w:t>
+      </w:r>
+      <w:proofErr w:type="spellEnd"/>
+      <w:r>
+        <w:rPr>
+          <w:rFonts w:ascii="Arial" w:eastAsia="Arial" w:hAnsi="Arial" w:cs="Arial"/>
+          <w:b/>
+          <w:kern w:val="0"/>
+          <w:sz w:val="22"/>
+          <w:szCs w:val="22"/>
+          <w:highlight w:val="darkGray"/>
+          <w:lang w:val="en"/>
+          <w14:ligatures w14:val="none"/>
+        </w:rPr>
+        <w:t xml:space="preserve"> (GPT</w:t>
       </w:r>
       <w:r>
         <w:rPr>
@@ -5389,8 +5392,9 @@
           <w:lang w:val="en"/>
           <w14:ligatures w14:val="none"/>
         </w:rPr>
+        <w:lastRenderedPageBreak/>
         <w:drawing>
-          <wp:inline distT="114300" distB="114300" distL="114300" distR="114300" wp14:anchorId="131FD853" wp14:editId="47BAAED9">
+          <wp:inline distT="114300" distB="114300" distL="114300" distR="114300" wp14:anchorId="480A208E" wp14:editId="478FC41F">
             <wp:extent cx="5943600" cy="1587500"/>
             <wp:effectExtent l="0" t="0" r="0" b="0"/>
             <wp:docPr id="6" name="image2.png"/>
@@ -5928,7 +5932,7 @@
           <w:lang w:val="en"/>
           <w14:ligatures w14:val="none"/>
         </w:rPr>
-        <w:pict>
+        <w:pict w14:anchorId="7163BF9C">
           <v:rect id="_x0000_i1034" style="width:0;height:1.5pt" o:hralign="center" o:hrstd="t" o:hr="t" fillcolor="#a0a0a0" stroked="f"/>
         </w:pict>
       </w:r>
@@ -6635,7 +6639,6 @@
     <w:next w:val="Normal"/>
     <w:link w:val="Heading2Char"/>
     <w:uiPriority w:val="9"/>
-    <w:semiHidden/>
     <w:unhideWhenUsed/>
     <w:qFormat/>
     <w:rsid w:val="00127C35"/>
@@ -6852,7 +6855,6 @@
     <w:basedOn w:val="DefaultParagraphFont"/>
     <w:link w:val="Heading2"/>
     <w:uiPriority w:val="9"/>
-    <w:semiHidden/>
     <w:rsid w:val="00127C35"/>
     <w:rPr>
       <w:rFonts w:asciiTheme="majorHAnsi" w:eastAsiaTheme="majorEastAsia" w:hAnsiTheme="majorHAnsi" w:cstheme="majorBidi"/>
